--- a/public/downloads/anirudh-vaka-resume-universal.docx
+++ b/public/downloads/anirudh-vaka-resume-universal.docx
@@ -39,7 +39,7 @@
       <w:pPr>
         <w:spacing w:after="40"/>
       </w:pPr>
-      <w:hyperlink w:history="1" r:id="rIdtr26-ejq-071jjeu4a2bw">
+      <w:hyperlink w:history="1" r:id="rIdq2urqaqcuv2e3be4peo10">
         <w:r>
           <w:rPr>
             <w:u w:val="single"/>
@@ -60,7 +60,7 @@
         </w:rPr>
         <w:t xml:space="preserve"> | </w:t>
       </w:r>
-      <w:hyperlink w:history="1" r:id="rIduoauljgvwkgcpmc243zmb">
+      <w:hyperlink w:history="1" r:id="rIdevt22ogqb6kwtrhh5-zzn">
         <w:r>
           <w:rPr>
             <w:u w:val="single"/>
@@ -81,7 +81,7 @@
         </w:rPr>
         <w:t xml:space="preserve"> | </w:t>
       </w:r>
-      <w:hyperlink w:history="1" r:id="rIdcu-9lttq_cczmyca07vwb">
+      <w:hyperlink w:history="1" r:id="rId6w_lvnjb9lmxmroj5uxqg">
         <w:r>
           <w:rPr>
             <w:u w:val="single"/>
@@ -116,7 +116,7 @@
         </w:rPr>
         <w:t xml:space="preserve"> | </w:t>
       </w:r>
-      <w:hyperlink w:history="1" r:id="rIdn0bupewaranpmv2xg20_u">
+      <w:hyperlink w:history="1" r:id="rId3lktl6ebhtb3egjpjo56h">
         <w:r>
           <w:rPr>
             <w:u w:val="single"/>
@@ -137,7 +137,7 @@
         </w:rPr>
         <w:t xml:space="preserve"> | </w:t>
       </w:r>
-      <w:hyperlink w:history="1" r:id="rIdqfouwvaerddeknuzgiwss">
+      <w:hyperlink w:history="1" r:id="rIdppcscibxbd1qb8tip1yn8">
         <w:r>
           <w:rPr>
             <w:u w:val="single"/>
@@ -337,6 +337,63 @@
           <w:szCs w:val="22"/>
           <w:rFonts w:ascii="Calibri" w:cs="Calibri" w:eastAsia="Calibri" w:hAnsi="Calibri"/>
         </w:rPr>
+        <w:t xml:space="preserve">Designed and secured the Azure landing zone: four environments across seven subscriptions, hub-and-spoke networking with Azure Firewall on forced tunnelling, 28 private endpoints across 11 private DNS zones, Front Door Premium over Private Link origins, and 22 Bicep modules. Cleared security review against the Microsoft Cloud Security Benchmark.</w:t>
+      </w:r>
+    </w:p>
+    <w:p>
+      <w:pPr>
+        <w:pStyle w:val="ListParagraph"/>
+        <w:numPr>
+          <w:ilvl w:val="0"/>
+          <w:numId w:val="2"/>
+        </w:numPr>
+        <w:spacing w:after="40" w:line="260"/>
+      </w:pPr>
+      <w:r>
+        <w:rPr>
+          <w:color w:val="4A4A6A"/>
+          <w:sz w:val="22"/>
+          <w:szCs w:val="22"/>
+          <w:rFonts w:ascii="Calibri" w:cs="Calibri" w:eastAsia="Calibri" w:hAnsi="Calibri"/>
+        </w:rPr>
+        <w:t xml:space="preserve">Cleared a payment-webhook outage caused by two chained WAF layers (DRS 2.1 at Front Door, OWASP 3.2 at the gateway) both scoring the same Stripe callback. Traced it in Log Analytics with KQL and fixed it with targeted rule exemptions, keeping the ruleset intact.</w:t>
+      </w:r>
+    </w:p>
+    <w:p>
+      <w:pPr>
+        <w:pStyle w:val="ListParagraph"/>
+        <w:numPr>
+          <w:ilvl w:val="0"/>
+          <w:numId w:val="2"/>
+        </w:numPr>
+        <w:spacing w:after="40" w:line="260"/>
+      </w:pPr>
+      <w:r>
+        <w:rPr>
+          <w:color w:val="4A4A6A"/>
+          <w:sz w:val="22"/>
+          <w:szCs w:val="22"/>
+          <w:rFonts w:ascii="Calibri" w:cs="Calibri" w:eastAsia="Calibri" w:hAnsi="Calibri"/>
+        </w:rPr>
+        <w:t xml:space="preserve">Delivered the app-layer paths too: Okta OIDC with PKCE, Stripe Checkout with HMAC-verified webhooks and event-level idempotency, Salesforce and LMS integrations, Azure SQL on Entra-only auth with CDC into Debezium.</w:t>
+      </w:r>
+    </w:p>
+    <w:p>
+      <w:pPr>
+        <w:pStyle w:val="ListParagraph"/>
+        <w:numPr>
+          <w:ilvl w:val="0"/>
+          <w:numId w:val="2"/>
+        </w:numPr>
+        <w:spacing w:after="40" w:line="260"/>
+      </w:pPr>
+      <w:r>
+        <w:rPr>
+          <w:color w:val="4A4A6A"/>
+          <w:sz w:val="22"/>
+          <w:szCs w:val="22"/>
+          <w:rFonts w:ascii="Calibri" w:cs="Calibri" w:eastAsia="Calibri" w:hAnsi="Calibri"/>
+        </w:rPr>
         <w:t xml:space="preserve">Built DevSecOps guardrails with Trivy + Grype shift-left container scanning across 200+ CI/CD pipelines.</w:t>
       </w:r>
     </w:p>
@@ -852,7 +909,7 @@
         </w:rPr>
         <w:t xml:space="preserve">Founder &amp; Engineer — </w:t>
       </w:r>
-      <w:hyperlink w:history="1" r:id="rId6fhwr_wao3ljqrscb1ym-">
+      <w:hyperlink w:history="1" r:id="rIdervh38vykr-btd_9zj3e4">
         <w:r>
           <w:rPr>
             <w:b/>
@@ -917,7 +974,7 @@
         </w:rPr>
         <w:t xml:space="preserve">Founder &amp; Engineer — </w:t>
       </w:r>
-      <w:hyperlink w:history="1" r:id="rIdk-yhz3v59bja3tsqhsztd">
+      <w:hyperlink w:history="1" r:id="rIdqhggcotcpeq_hregg0_1z">
         <w:r>
           <w:rPr>
             <w:b/>
@@ -1006,7 +1063,7 @@
           <w:szCs w:val="22"/>
           <w:rFonts w:ascii="Calibri" w:cs="Calibri" w:eastAsia="Calibri" w:hAnsi="Calibri"/>
         </w:rPr>
-        <w:t xml:space="preserve">AWS (ECS, EKS, RDS, Lambda, S3, Route 53, IAM, multi-region), Azure (AKS, VMs / VMSS, Blob Storage, Functions), Entra ID + Key Vault, Azure OpenAI + Azure Speech, On-prem (Hyper-V, bare-metal Kubernetes), GCP (fundamentals)</w:t>
+        <w:t xml:space="preserve">AWS (ECS, EKS, RDS, Lambda, S3, Route 53, IAM, multi-region), AWS Bedrock + SageMaker inference endpoints, Azure (AKS, Container Apps, VMs / VMSS, Functions, Storage, Azure SQL), Azure Front Door Premium + Application Gateway v2 (WAF_v2), Private Endpoints + Private DNS zones, Entra ID, user-assigned managed identity, Key Vault, Defender for Cloud + Microsoft Sentinel, Azure OpenAI + Azure AI Foundry + Azure Speech, On-prem (Hyper-V, bare-metal Kubernetes), GCP (fundamentals)</w:t>
       </w:r>
     </w:p>
     <w:p>
@@ -1031,7 +1088,7 @@
           <w:szCs w:val="22"/>
           <w:rFonts w:ascii="Calibri" w:cs="Calibri" w:eastAsia="Calibri" w:hAnsi="Calibri"/>
         </w:rPr>
-        <w:t xml:space="preserve">Kubernetes (production, on-prem + cloud), Docker, Helm, Kustomize, ArgoCD, Horizontal Pod Autoscaling, Ingress, Network policies, Admission control</w:t>
+        <w:t xml:space="preserve">Kubernetes (production, on-prem + cloud), Docker, Helm, Kustomize, ArgoCD, Horizontal Pod Autoscaling, Ingress, Network policies, Admission control, cert-manager, OpenShift / OKD (self-hosted cluster)</w:t>
       </w:r>
     </w:p>
     <w:p>
@@ -1056,7 +1113,7 @@
           <w:szCs w:val="22"/>
           <w:rFonts w:ascii="Calibri" w:cs="Calibri" w:eastAsia="Calibri" w:hAnsi="Calibri"/>
         </w:rPr>
-        <w:t xml:space="preserve">Terraform, AWS CDK, Ansible</w:t>
+        <w:t xml:space="preserve">Terraform, Bicep (22 authored modules), AWS CDK, Ansible</w:t>
       </w:r>
     </w:p>
     <w:p>
@@ -1081,7 +1138,7 @@
           <w:szCs w:val="22"/>
           <w:rFonts w:ascii="Calibri" w:cs="Calibri" w:eastAsia="Calibri" w:hAnsi="Calibri"/>
         </w:rPr>
-        <w:t xml:space="preserve">GitHub Actions, GitLab CI, Jenkins, Azure DevOps, ArgoCD, OPA (policy-as-code)</w:t>
+        <w:t xml:space="preserve">GitHub Actions (OIDC federated auth), Jenkins, Azure DevOps, ArgoCD, OPA (policy-as-code)</w:t>
       </w:r>
     </w:p>
     <w:p>
@@ -1106,7 +1163,7 @@
           <w:szCs w:val="22"/>
           <w:rFonts w:ascii="Calibri" w:cs="Calibri" w:eastAsia="Calibri" w:hAnsi="Calibri"/>
         </w:rPr>
-        <w:t xml:space="preserve">Ollama (self-hosted LLMs), DeepSeek / Qwen, RAG on pgvector, Anthropic Claude API (router: prompt caching, vision), Prompt engineering, AI-in-SDLC auto-remediation</w:t>
+        <w:t xml:space="preserve">Ollama (self-hosted LLMs), DeepSeek / Qwen, RAG on pgvector, Anthropic Claude API (router: prompt caching, vision), AWS Bedrock (Knowledge Bases, Guardrails, evaluation), Fine-tuned model trained and served on GPU, NVIDIA NIM inference microservices, LangChain / LlamaIndex, Multi-provider LLM router (caching, severity-based cost routing), Prompt engineering, AI-in-SDLC auto-remediation</w:t>
       </w:r>
     </w:p>
     <w:p>
@@ -1156,7 +1213,7 @@
           <w:szCs w:val="22"/>
           <w:rFonts w:ascii="Calibri" w:cs="Calibri" w:eastAsia="Calibri" w:hAnsi="Calibri"/>
         </w:rPr>
-        <w:t xml:space="preserve">Linux, Windows Server (IIS, Hyper-V, MS SQL), Cisco switches, FortiGate (firewall, VPN, SD-WAN), IDS / IPS, VLAN segmentation, Cloudflare WAF, OIDC / IAM, TLS, Trivy / Grype, SonarQube, ISO 27001:2022 / SOC 2-aligned</w:t>
+        <w:t xml:space="preserve">Linux, Windows Server (IIS, Hyper-V, MS SQL), Cisco switches, FortiGate (firewall, VPN, SD-WAN), IDS / IPS, VLAN segmentation, Cloudflare WAF, Azure WAF tuning (OWASP CRS 3.2, DRS 2.1, anomaly scoring, exemptions), OAuth 2.0 / OIDC with PKCE (Okta), BGP / IPSec, OIDC / IAM, TLS, Trivy / Grype, SonarQube, ISO 27001:2022 / SOC 2-aligned</w:t>
       </w:r>
     </w:p>
     <w:p>
@@ -1181,7 +1238,7 @@
           <w:szCs w:val="22"/>
           <w:rFonts w:ascii="Calibri" w:cs="Calibri" w:eastAsia="Calibri" w:hAnsi="Calibri"/>
         </w:rPr>
-        <w:t xml:space="preserve">PostgreSQL, Supabase, MS SQL Server, MySQL, AWS RDS, DynamoDB</w:t>
+        <w:t xml:space="preserve">PostgreSQL, Supabase, MS SQL Server, MySQL, pgvector, Azure SQL (CDC, failover groups, dynamic data masking), Debezium + Kafka Connect, AWS RDS, DynamoDB</w:t>
       </w:r>
     </w:p>
     <w:p>
@@ -1206,7 +1263,7 @@
           <w:szCs w:val="22"/>
           <w:rFonts w:ascii="Calibri" w:cs="Calibri" w:eastAsia="Calibri" w:hAnsi="Calibri"/>
         </w:rPr>
-        <w:t xml:space="preserve">Prometheus, Grafana, CloudWatch, Sentry, Loki, OpenSearch, ELK, SLOs / error budgets, Incident response &amp; RCA, On-call rotation</w:t>
+        <w:t xml:space="preserve">Prometheus, Grafana, Log Analytics + KQL, Application Insights, Datadog, New Relic, CloudWatch, Sentry, Loki, OpenSearch, ELK, SLOs / DORA metrics, Incident response &amp; RCA, On-call rotation</w:t>
       </w:r>
     </w:p>
     <w:p>
@@ -1231,7 +1288,7 @@
           <w:szCs w:val="22"/>
           <w:rFonts w:ascii="Calibri" w:cs="Calibri" w:eastAsia="Calibri" w:hAnsi="Calibri"/>
         </w:rPr>
-        <w:t xml:space="preserve">TypeScript, Python, Go, C# (.NET), Bash, PowerShell, SQL, Angular</w:t>
+        <w:t xml:space="preserve">TypeScript, Python, Go, C# (.NET), Bash, PowerShell, SQL / T-SQL, KQL, React / Next.js, Node.js / Express, Angular</w:t>
       </w:r>
     </w:p>
     <w:p>

--- a/public/downloads/anirudh-vaka-resume-universal.docx
+++ b/public/downloads/anirudh-vaka-resume-universal.docx
@@ -39,7 +39,7 @@
       <w:pPr>
         <w:spacing w:after="40"/>
       </w:pPr>
-      <w:hyperlink w:history="1" r:id="rIdq2urqaqcuv2e3be4peo10">
+      <w:hyperlink w:history="1" r:id="rId14zj_d-4k0qinw7nfqrcw">
         <w:r>
           <w:rPr>
             <w:u w:val="single"/>
@@ -60,7 +60,7 @@
         </w:rPr>
         <w:t xml:space="preserve"> | </w:t>
       </w:r>
-      <w:hyperlink w:history="1" r:id="rIdevt22ogqb6kwtrhh5-zzn">
+      <w:hyperlink w:history="1" r:id="rIdrcod2mgwkl7hlfnubsd1h">
         <w:r>
           <w:rPr>
             <w:u w:val="single"/>
@@ -81,7 +81,7 @@
         </w:rPr>
         <w:t xml:space="preserve"> | </w:t>
       </w:r>
-      <w:hyperlink w:history="1" r:id="rId6w_lvnjb9lmxmroj5uxqg">
+      <w:hyperlink w:history="1" r:id="rIdffxhw8hh-6a_pldiehdtr">
         <w:r>
           <w:rPr>
             <w:u w:val="single"/>
@@ -116,7 +116,7 @@
         </w:rPr>
         <w:t xml:space="preserve"> | </w:t>
       </w:r>
-      <w:hyperlink w:history="1" r:id="rId3lktl6ebhtb3egjpjo56h">
+      <w:hyperlink w:history="1" r:id="rIdhdhdkiirktvjzihhrwoev">
         <w:r>
           <w:rPr>
             <w:u w:val="single"/>
@@ -137,7 +137,7 @@
         </w:rPr>
         <w:t xml:space="preserve"> | </w:t>
       </w:r>
-      <w:hyperlink w:history="1" r:id="rIdppcscibxbd1qb8tip1yn8">
+      <w:hyperlink w:history="1" r:id="rIdcydsuf0xfpj0m8y7ltnsu">
         <w:r>
           <w:rPr>
             <w:u w:val="single"/>
@@ -152,22 +152,6 @@
     </w:p>
     <w:p>
       <w:pPr>
-        <w:spacing w:after="40"/>
-      </w:pPr>
-      <w:r>
-        <w:rPr>
-          <w:i/>
-          <w:iCs/>
-          <w:color w:val="4A4A6A"/>
-          <w:sz w:val="20"/>
-          <w:szCs w:val="20"/>
-          <w:rFonts w:ascii="Calibri" w:cs="Calibri" w:eastAsia="Calibri" w:hAnsi="Calibri"/>
-        </w:rPr>
-        <w:t xml:space="preserve">Open to relocation worldwide with visa sponsorship, or fully remote · Notice period: Serving notice — last working day 22 Oct 2026</w:t>
-      </w:r>
-    </w:p>
-    <w:p>
-      <w:pPr>
         <w:pBdr>
           <w:bottom w:val="single" w:color="D0D5E8" w:sz="6" w:space="1"/>
         </w:pBdr>
@@ -909,7 +893,7 @@
         </w:rPr>
         <w:t xml:space="preserve">Founder &amp; Engineer — </w:t>
       </w:r>
-      <w:hyperlink w:history="1" r:id="rIdervh38vykr-btd_9zj3e4">
+      <w:hyperlink w:history="1" r:id="rIdszfkmdkl8weocpmdphadi">
         <w:r>
           <w:rPr>
             <w:b/>
@@ -974,7 +958,7 @@
         </w:rPr>
         <w:t xml:space="preserve">Founder &amp; Engineer — </w:t>
       </w:r>
-      <w:hyperlink w:history="1" r:id="rIdqhggcotcpeq_hregg0_1z">
+      <w:hyperlink w:history="1" r:id="rIdkcwsx2gul7rbspb-whfkp">
         <w:r>
           <w:rPr>
             <w:b/>

--- a/public/downloads/anirudh-vaka-resume-universal.docx
+++ b/public/downloads/anirudh-vaka-resume-universal.docx
@@ -39,7 +39,7 @@
       <w:pPr>
         <w:spacing w:after="40"/>
       </w:pPr>
-      <w:hyperlink w:history="1" r:id="rId14zj_d-4k0qinw7nfqrcw">
+      <w:hyperlink w:history="1" r:id="rIdiisdmminy_xvugprz-v0f">
         <w:r>
           <w:rPr>
             <w:u w:val="single"/>
@@ -60,28 +60,7 @@
         </w:rPr>
         <w:t xml:space="preserve"> | </w:t>
       </w:r>
-      <w:hyperlink w:history="1" r:id="rIdrcod2mgwkl7hlfnubsd1h">
-        <w:r>
-          <w:rPr>
-            <w:u w:val="single"/>
-            <w:color w:val="1A56DB"/>
-            <w:sz w:val="20"/>
-            <w:szCs w:val="20"/>
-            <w:rFonts w:ascii="Calibri" w:cs="Calibri" w:eastAsia="Calibri" w:hAnsi="Calibri"/>
-          </w:rPr>
-          <w:t xml:space="preserve">+91 79817 30312</w:t>
-        </w:r>
-      </w:hyperlink>
-      <w:r>
-        <w:rPr>
-          <w:color w:val="4A4A6A"/>
-          <w:sz w:val="20"/>
-          <w:szCs w:val="20"/>
-          <w:rFonts w:ascii="Calibri" w:cs="Calibri" w:eastAsia="Calibri" w:hAnsi="Calibri"/>
-        </w:rPr>
-        <w:t xml:space="preserve"> | </w:t>
-      </w:r>
-      <w:hyperlink w:history="1" r:id="rIdffxhw8hh-6a_pldiehdtr">
+      <w:hyperlink w:history="1" r:id="rIdaermvgfnygmmm81o1v5cz">
         <w:r>
           <w:rPr>
             <w:u w:val="single"/>
@@ -116,7 +95,7 @@
         </w:rPr>
         <w:t xml:space="preserve"> | </w:t>
       </w:r>
-      <w:hyperlink w:history="1" r:id="rIdhdhdkiirktvjzihhrwoev">
+      <w:hyperlink w:history="1" r:id="rIdtmmhgoyli1vkh5elpih4w">
         <w:r>
           <w:rPr>
             <w:u w:val="single"/>
@@ -137,7 +116,7 @@
         </w:rPr>
         <w:t xml:space="preserve"> | </w:t>
       </w:r>
-      <w:hyperlink w:history="1" r:id="rIdcydsuf0xfpj0m8y7ltnsu">
+      <w:hyperlink w:history="1" r:id="rIdnso9u8t0mlhwh9hwft9yc">
         <w:r>
           <w:rPr>
             <w:u w:val="single"/>
@@ -893,7 +872,7 @@
         </w:rPr>
         <w:t xml:space="preserve">Founder &amp; Engineer — </w:t>
       </w:r>
-      <w:hyperlink w:history="1" r:id="rIdszfkmdkl8weocpmdphadi">
+      <w:hyperlink w:history="1" r:id="rId2tendzqmng4pxdi1jdt1h">
         <w:r>
           <w:rPr>
             <w:b/>
@@ -958,7 +937,7 @@
         </w:rPr>
         <w:t xml:space="preserve">Founder &amp; Engineer — </w:t>
       </w:r>
-      <w:hyperlink w:history="1" r:id="rIdkcwsx2gul7rbspb-whfkp">
+      <w:hyperlink w:history="1" r:id="rIdqfqd7scydxwzzljybgbvt">
         <w:r>
           <w:rPr>
             <w:b/>

--- a/public/downloads/anirudh-vaka-resume-universal.docx
+++ b/public/downloads/anirudh-vaka-resume-universal.docx
@@ -39,7 +39,7 @@
       <w:pPr>
         <w:spacing w:after="40"/>
       </w:pPr>
-      <w:hyperlink w:history="1" r:id="rIdiisdmminy_xvugprz-v0f">
+      <w:hyperlink w:history="1" r:id="rIdgfdvliv45whrmiey_usxp">
         <w:r>
           <w:rPr>
             <w:u w:val="single"/>
@@ -60,7 +60,7 @@
         </w:rPr>
         <w:t xml:space="preserve"> | </w:t>
       </w:r>
-      <w:hyperlink w:history="1" r:id="rIdaermvgfnygmmm81o1v5cz">
+      <w:hyperlink w:history="1" r:id="rIdmcyahrtkrbfmgxd8jw-uu">
         <w:r>
           <w:rPr>
             <w:u w:val="single"/>
@@ -95,7 +95,7 @@
         </w:rPr>
         <w:t xml:space="preserve"> | </w:t>
       </w:r>
-      <w:hyperlink w:history="1" r:id="rIdtmmhgoyli1vkh5elpih4w">
+      <w:hyperlink w:history="1" r:id="rId_knhyucvablhc3miigrt9">
         <w:r>
           <w:rPr>
             <w:u w:val="single"/>
@@ -116,7 +116,7 @@
         </w:rPr>
         <w:t xml:space="preserve"> | </w:t>
       </w:r>
-      <w:hyperlink w:history="1" r:id="rIdnso9u8t0mlhwh9hwft9yc">
+      <w:hyperlink w:history="1" r:id="rIdukggsobucxao3o9e6yi-7">
         <w:r>
           <w:rPr>
             <w:u w:val="single"/>
@@ -160,7 +160,7 @@
           <w:szCs w:val="22"/>
           <w:rFonts w:ascii="Calibri" w:cs="Calibri" w:eastAsia="Calibri" w:hAnsi="Calibri"/>
         </w:rPr>
-        <w:t xml:space="preserve">Senior DevOps / Platform / SRE engineer with 3+ years operating production infrastructure across AWS, Azure, and on-prem Kubernetes — including building an on-prem Kubernetes data center from bare metal at 99.9% uptime for 1000+ customers. Promoted intern → DevOps Lead in under two years; now lead a team of 5 under an ISO 27001:2022-certified practice. Founder of two live AI SaaS products (PrepAtlas, HumanifyCV) with paying users. Strong on Terraform, Kubernetes, GitHub Actions, GitOps, and FinOps — plus a self-hosted LLM platform (Ollama, grounded RAG on pgvector) and an AI-in-SDLC auto-remediation pipeline that cuts MTTR.</w:t>
+        <w:t xml:space="preserve">Senior DevOps / Platform / SRE engineer with 3+ years operating production infrastructure across AWS, Azure, and on-prem Kubernetes — including building an on-prem Kubernetes data center from bare metal at 99.9% uptime for 1000+ customers. Promoted intern → DevOps Lead in under two years; now lead a team of 5 under an ISO 27001:2022-certified practice. Strong on Terraform, Kubernetes, GitHub Actions, GitOps, and FinOps — plus a self-hosted LLM platform (Ollama, grounded RAG on pgvector) and an AI-in-SDLC auto-remediation pipeline that cuts MTTR.</w:t>
       </w:r>
     </w:p>
     <w:p>
@@ -832,156 +832,6 @@
           <w:rFonts w:ascii="Calibri" w:cs="Calibri" w:eastAsia="Calibri" w:hAnsi="Calibri"/>
         </w:rPr>
         <w:t xml:space="preserve">Rotated through support engineering; selected for full-time conversion to DevOps Engineer based on infrastructure work during the rotation.</w:t>
-      </w:r>
-    </w:p>
-    <w:p>
-      <w:pPr>
-        <w:pBdr>
-          <w:bottom w:val="single" w:color="D0D5E8" w:sz="6" w:space="1"/>
-        </w:pBdr>
-        <w:spacing w:before="200" w:after="60"/>
-      </w:pPr>
-      <w:r>
-        <w:rPr>
-          <w:b/>
-          <w:bCs/>
-          <w:color w:val="1A56DB"/>
-          <w:sz w:val="20"/>
-          <w:szCs w:val="20"/>
-          <w:rFonts w:ascii="Calibri" w:cs="Calibri" w:eastAsia="Calibri" w:hAnsi="Calibri"/>
-          <w:spacing w:val="30"/>
-        </w:rPr>
-        <w:t xml:space="preserve">PRODUCTS &amp; SIDE PROJECTS</w:t>
-      </w:r>
-    </w:p>
-    <w:p>
-      <w:pPr>
-        <w:tabs>
-          <w:tab w:val="right" w:pos="9000"/>
-        </w:tabs>
-        <w:spacing w:before="100" w:after="0"/>
-      </w:pPr>
-      <w:r>
-        <w:rPr>
-          <w:b/>
-          <w:bCs/>
-          <w:color w:val="1E1E2E"/>
-          <w:sz w:val="24"/>
-          <w:szCs w:val="24"/>
-          <w:rFonts w:ascii="Calibri" w:cs="Calibri" w:eastAsia="Calibri" w:hAnsi="Calibri"/>
-        </w:rPr>
-        <w:t xml:space="preserve">Founder &amp; Engineer — </w:t>
-      </w:r>
-      <w:hyperlink w:history="1" r:id="rId2tendzqmng4pxdi1jdt1h">
-        <w:r>
-          <w:rPr>
-            <w:b/>
-            <w:bCs/>
-            <w:u w:val="single"/>
-            <w:color w:val="1A56DB"/>
-            <w:sz w:val="24"/>
-            <w:szCs w:val="24"/>
-            <w:rFonts w:ascii="Calibri" w:cs="Calibri" w:eastAsia="Calibri" w:hAnsi="Calibri"/>
-          </w:rPr>
-          <w:t xml:space="preserve">PrepAtlas</w:t>
-        </w:r>
-      </w:hyperlink>
-      <w:r>
-        <w:rPr>
-          <w:color w:val="4A4A6A"/>
-          <w:sz w:val="20"/>
-          <w:szCs w:val="20"/>
-          <w:rFonts w:ascii="Calibri" w:cs="Calibri" w:eastAsia="Calibri" w:hAnsi="Calibri"/>
-        </w:rPr>
-        <w:t xml:space="preserve">  (prepatlas.in)</w:t>
-      </w:r>
-      <w:r>
-        <w:rPr>
-          <w:color w:val="4A4A6A"/>
-          <w:sz w:val="22"/>
-          <w:szCs w:val="22"/>
-          <w:rFonts w:ascii="Calibri" w:cs="Calibri" w:eastAsia="Calibri" w:hAnsi="Calibri"/>
-        </w:rPr>
-        <w:t xml:space="preserve">	Dec 2025 – Present</w:t>
-      </w:r>
-    </w:p>
-    <w:p>
-      <w:pPr>
-        <w:spacing w:after="80" w:line="280"/>
-      </w:pPr>
-      <w:r>
-        <w:rPr>
-          <w:color w:val="4A4A6A"/>
-          <w:sz w:val="22"/>
-          <w:szCs w:val="22"/>
-          <w:rFonts w:ascii="Calibri" w:cs="Calibri" w:eastAsia="Calibri" w:hAnsi="Calibri"/>
-        </w:rPr>
-        <w:t xml:space="preserve">AI learning and career platform for Indian students — an AI tutor teaching over chat, voice, and generated video, adaptive practice, a timed exam engine, and 13 role-based career tracks with mock interviews and JD analysis. Next.js 15 on self-hosted PocketBase with a provider-routed LLM layer (Claude, NVIDIA) behind a per-user token budget and schema-validated output; offline-capable PWA and Android TWA on a $35/month AWS stack, 20+ paying users in beta.</w:t>
-      </w:r>
-    </w:p>
-    <w:p>
-      <w:pPr>
-        <w:tabs>
-          <w:tab w:val="right" w:pos="9000"/>
-        </w:tabs>
-        <w:spacing w:before="100" w:after="0"/>
-      </w:pPr>
-      <w:r>
-        <w:rPr>
-          <w:b/>
-          <w:bCs/>
-          <w:color w:val="1E1E2E"/>
-          <w:sz w:val="24"/>
-          <w:szCs w:val="24"/>
-          <w:rFonts w:ascii="Calibri" w:cs="Calibri" w:eastAsia="Calibri" w:hAnsi="Calibri"/>
-        </w:rPr>
-        <w:t xml:space="preserve">Founder &amp; Engineer — </w:t>
-      </w:r>
-      <w:hyperlink w:history="1" r:id="rIdqfqd7scydxwzzljybgbvt">
-        <w:r>
-          <w:rPr>
-            <w:b/>
-            <w:bCs/>
-            <w:u w:val="single"/>
-            <w:color w:val="1A56DB"/>
-            <w:sz w:val="24"/>
-            <w:szCs w:val="24"/>
-            <w:rFonts w:ascii="Calibri" w:cs="Calibri" w:eastAsia="Calibri" w:hAnsi="Calibri"/>
-          </w:rPr>
-          <w:t xml:space="preserve">HumanifyCV</w:t>
-        </w:r>
-      </w:hyperlink>
-      <w:r>
-        <w:rPr>
-          <w:color w:val="4A4A6A"/>
-          <w:sz w:val="20"/>
-          <w:szCs w:val="20"/>
-          <w:rFonts w:ascii="Calibri" w:cs="Calibri" w:eastAsia="Calibri" w:hAnsi="Calibri"/>
-        </w:rPr>
-        <w:t xml:space="preserve">  (humanifycv.com)</w:t>
-      </w:r>
-      <w:r>
-        <w:rPr>
-          <w:color w:val="4A4A6A"/>
-          <w:sz w:val="22"/>
-          <w:szCs w:val="22"/>
-          <w:rFonts w:ascii="Calibri" w:cs="Calibri" w:eastAsia="Calibri" w:hAnsi="Calibri"/>
-        </w:rPr>
-        <w:t xml:space="preserve">	Jan 2026 – Present</w:t>
-      </w:r>
-    </w:p>
-    <w:p>
-      <w:pPr>
-        <w:spacing w:after="80" w:line="280"/>
-      </w:pPr>
-      <w:r>
-        <w:rPr>
-          <w:color w:val="4A4A6A"/>
-          <w:sz w:val="22"/>
-          <w:szCs w:val="22"/>
-          <w:rFonts w:ascii="Calibri" w:cs="Calibri" w:eastAsia="Calibri" w:hAnsi="Calibri"/>
-        </w:rPr>
-        <w:t xml:space="preserve">AI career workspace built on a structured Career Vault — verified experience stored once, with AI generation, humanisation, and JD tailoring reading from it rather than inventing history, plus ATS analysis, cover letters, and a multi-tenant console for colleges. Next.js 16 + Prisma/Postgres with NextAuth v5 (TOTP 2FA over AES-256-GCM secrets, WebAuthn passkeys), Razorpay, and a multi-model Claude router, deployed by GitHub Actions to Docker Compose on AWS EC2 behind Cloudflare; 30–40 paying users.</w:t>
       </w:r>
     </w:p>
     <w:p>
